--- a/docx/Parts/Part40.docx
+++ b/docx/Parts/Part40.docx
@@ -1142,7 +1142,7 @@
         <w:t>American Security Drone Act-covered foreign entity</w:t>
       </w:r>
       <w:r>
-        <w:t xml:space="preserve">means an entity included on a list developed and maintained by the Federal Acquisition Security Council (FASC) and published in the System for Award Management (SAM) at https://www.sam.gov (section 1822 of Pub. L. 118-31, </w:t>
+        <w:t xml:space="preserve"> means an entity included on a list developed and maintained by the Federal Acquisition Security Council (FASC) and published in the System for Award Management (SAM) at https://www.sam.gov (section 1822 of Pub. L. 118-31, </w:t>
       </w:r>
       <w:hyperlink r:id="rIdHyperlink102">
         <w:r>
@@ -1170,7 +1170,7 @@
         <w:t>FASC-prohibited unmanned aircraft system</w:t>
       </w:r>
       <w:r>
-        <w:t>means an unmanned aircraft system manufactured or assembled by an American Security Drone Act-covered foreign entity.</w:t>
+        <w:t xml:space="preserve"> means an unmanned aircraft system manufactured or assembled by an American Security Drone Act-covered foreign entity.</w:t>
       </w:r>
     </w:p>
     <w:p xmlns:tce="http://www.TCE.com">
@@ -1187,7 +1187,7 @@
         <w:t>Unmanned aircraft</w:t>
       </w:r>
       <w:r>
-        <w:t>means an aircraft that is operated without the possibility of direct human intervention from within or on the aircraft (</w:t>
+        <w:t xml:space="preserve"> means an aircraft that is operated without the possibility of direct human intervention from within or on the aircraft (</w:t>
       </w:r>
       <w:hyperlink r:id="rIdHyperlink103">
         <w:r>
@@ -1215,7 +1215,7 @@
         <w:t>Unmanned aircraft system</w:t>
       </w:r>
       <w:r>
-        <w:t>means an unmanned aircraft and associated elements (including communication links and the components that control the unmanned aircraft) that are required for the operator to operate safely and efficiently in the national airspace system (</w:t>
+        <w:t xml:space="preserve"> means an unmanned aircraft and associated elements (including communication links and the components that control the unmanned aircraft) that are required for the operator to operate safely and efficiently in the national airspace system (</w:t>
       </w:r>
       <w:hyperlink r:id="rIdHyperlink104">
         <w:r>
@@ -2875,7 +2875,7 @@
         <w:rPr>
           <w:noProof/>
         </w:rPr>
-        <w:t>5302.101   Definitions</w:t>
+        <w:t>Heading 3</w:t>
       </w:r>
     </w:fldSimple>
   </w:p>
@@ -5926,7 +5926,7 @@
   <w:style w:type="paragraph" w:default="1" w:styleId="Normal">
     <w:name w:val="Normal"/>
     <w:qFormat/>
-    <w:rsid w:val="00792F9E"/>
+    <w:rsid w:val="0035396F"/>
     <w:rPr>
       <w:rFonts w:ascii="Times New Roman" w:hAnsi="Times New Roman"/>
     </w:rPr>
@@ -6043,67 +6043,42 @@
   </w:style>
   <w:style w:type="paragraph" w:styleId="Heading6">
     <w:name w:val="heading 6"/>
-    <w:basedOn w:val="Normal"/>
+    <w:basedOn w:val="Heading4"/>
     <w:next w:val="BodyText"/>
     <w:link w:val="Heading6Char"/>
     <w:uiPriority w:val="9"/>
     <w:unhideWhenUsed/>
     <w:qFormat/>
-    <w:rsid w:val="00D068E1"/>
+    <w:rsid w:val="002D4362"/>
     <w:pPr>
-      <w:keepNext/>
-      <w:keepLines/>
-      <w:spacing w:before="40"/>
       <w:outlineLvl w:val="5"/>
     </w:pPr>
-    <w:rPr>
-      <w:rFonts w:eastAsiaTheme="majorEastAsia" w:cstheme="majorBidi"/>
-      <w:color w:val="1F3763" w:themeColor="accent1" w:themeShade="7F"/>
-    </w:rPr>
   </w:style>
   <w:style w:type="paragraph" w:styleId="Heading7">
     <w:name w:val="heading 7"/>
-    <w:basedOn w:val="Normal"/>
+    <w:basedOn w:val="Heading6"/>
     <w:next w:val="BodyText"/>
     <w:link w:val="Heading7Char"/>
     <w:uiPriority w:val="9"/>
     <w:unhideWhenUsed/>
     <w:qFormat/>
-    <w:rsid w:val="005043CB"/>
+    <w:rsid w:val="002D4362"/>
     <w:pPr>
-      <w:keepNext/>
-      <w:keepLines/>
-      <w:spacing w:before="40"/>
       <w:outlineLvl w:val="6"/>
     </w:pPr>
-    <w:rPr>
-      <w:rFonts w:asciiTheme="majorHAnsi" w:eastAsiaTheme="majorEastAsia" w:hAnsiTheme="majorHAnsi" w:cstheme="majorBidi"/>
-      <w:i/>
-      <w:iCs/>
-      <w:color w:val="1F3763" w:themeColor="accent1" w:themeShade="7F"/>
-    </w:rPr>
   </w:style>
   <w:style w:type="paragraph" w:styleId="Heading8">
     <w:name w:val="heading 8"/>
-    <w:basedOn w:val="Normal"/>
+    <w:basedOn w:val="Heading7"/>
     <w:next w:val="BodyText"/>
     <w:link w:val="Heading8Char"/>
     <w:uiPriority w:val="9"/>
     <w:unhideWhenUsed/>
     <w:qFormat/>
-    <w:rsid w:val="005043CB"/>
+    <w:rsid w:val="002D4362"/>
     <w:pPr>
-      <w:keepNext/>
-      <w:keepLines/>
-      <w:spacing w:before="40"/>
       <w:outlineLvl w:val="7"/>
     </w:pPr>
-    <w:rPr>
-      <w:rFonts w:asciiTheme="majorHAnsi" w:eastAsiaTheme="majorEastAsia" w:hAnsiTheme="majorHAnsi" w:cstheme="majorBidi"/>
-      <w:color w:val="272727" w:themeColor="text1" w:themeTint="D8"/>
-      <w:sz w:val="21"/>
-      <w:szCs w:val="21"/>
-    </w:rPr>
   </w:style>
   <w:style w:type="paragraph" w:styleId="Heading9">
     <w:name w:val="heading 9"/>
@@ -6354,10 +6329,11 @@
     <w:basedOn w:val="DefaultParagraphFont"/>
     <w:link w:val="Heading6"/>
     <w:uiPriority w:val="9"/>
-    <w:rsid w:val="00D068E1"/>
+    <w:rsid w:val="002D4362"/>
     <w:rPr>
       <w:rFonts w:ascii="Times New Roman" w:eastAsiaTheme="majorEastAsia" w:hAnsi="Times New Roman" w:cstheme="majorBidi"/>
-      <w:color w:val="1F3763" w:themeColor="accent1" w:themeShade="7F"/>
+      <w:b/>
+      <w:iCs/>
     </w:rPr>
   </w:style>
   <w:style w:type="character" w:customStyle="1" w:styleId="Heading7Char">
@@ -6365,12 +6341,11 @@
     <w:basedOn w:val="DefaultParagraphFont"/>
     <w:link w:val="Heading7"/>
     <w:uiPriority w:val="9"/>
-    <w:rsid w:val="005043CB"/>
+    <w:rsid w:val="002D4362"/>
     <w:rPr>
-      <w:rFonts w:asciiTheme="majorHAnsi" w:eastAsiaTheme="majorEastAsia" w:hAnsiTheme="majorHAnsi" w:cstheme="majorBidi"/>
-      <w:i/>
+      <w:rFonts w:ascii="Times New Roman" w:eastAsiaTheme="majorEastAsia" w:hAnsi="Times New Roman" w:cstheme="majorBidi"/>
+      <w:b/>
       <w:iCs/>
-      <w:color w:val="1F3763" w:themeColor="accent1" w:themeShade="7F"/>
     </w:rPr>
   </w:style>
   <w:style w:type="character" w:customStyle="1" w:styleId="Heading8Char">
@@ -6378,12 +6353,11 @@
     <w:basedOn w:val="DefaultParagraphFont"/>
     <w:link w:val="Heading8"/>
     <w:uiPriority w:val="9"/>
-    <w:rsid w:val="005043CB"/>
+    <w:rsid w:val="002D4362"/>
     <w:rPr>
-      <w:rFonts w:asciiTheme="majorHAnsi" w:eastAsiaTheme="majorEastAsia" w:hAnsiTheme="majorHAnsi" w:cstheme="majorBidi"/>
-      <w:color w:val="272727" w:themeColor="text1" w:themeTint="D8"/>
-      <w:sz w:val="21"/>
-      <w:szCs w:val="21"/>
+      <w:rFonts w:ascii="Times New Roman" w:eastAsiaTheme="majorEastAsia" w:hAnsi="Times New Roman" w:cstheme="majorBidi"/>
+      <w:b/>
+      <w:iCs/>
     </w:rPr>
   </w:style>
   <w:style w:type="character" w:customStyle="1" w:styleId="Heading9Char">
